--- a/ez-custom-vpc-guide.docx
+++ b/ez-custom-vpc-guide.docx
@@ -53,7 +53,6 @@
         <w:spacing w:after="60"/>
         <w:jc w:val="center"/>
       </w:pPr>
-      <w:proofErr w:type="spellStart"/>
       <w:r>
         <w:rPr>
           <w:rFonts w:ascii="Courier New" w:eastAsia="Courier New" w:hAnsi="Courier New" w:cs="Courier New"/>
@@ -63,44 +62,8 @@
           <w:sz w:val="32"/>
           <w:szCs w:val="32"/>
         </w:rPr>
-        <w:t>e</w:t>
-      </w:r>
-      <w:r>
-        <w:rPr>
-          <w:rFonts w:ascii="Courier New" w:eastAsia="Courier New" w:hAnsi="Courier New" w:cs="Courier New"/>
-          <w:b/>
-          <w:bCs/>
-          <w:color w:val="E07B39"/>
-          <w:sz w:val="32"/>
-          <w:szCs w:val="32"/>
-        </w:rPr>
-        <w:t>z</w:t>
-      </w:r>
-      <w:proofErr w:type="spellEnd"/>
-      <w:r>
-        <w:rPr>
-          <w:rFonts w:ascii="Courier New" w:eastAsia="Courier New" w:hAnsi="Courier New" w:cs="Courier New"/>
-          <w:b/>
-          <w:bCs/>
-          <w:color w:val="E07B39"/>
-          <w:sz w:val="32"/>
-          <w:szCs w:val="32"/>
-        </w:rPr>
-        <w:t>-custom-</w:t>
-      </w:r>
-      <w:proofErr w:type="spellStart"/>
-      <w:r>
-        <w:rPr>
-          <w:rFonts w:ascii="Courier New" w:eastAsia="Courier New" w:hAnsi="Courier New" w:cs="Courier New"/>
-          <w:b/>
-          <w:bCs/>
-          <w:color w:val="E07B39"/>
-          <w:sz w:val="32"/>
-          <w:szCs w:val="32"/>
-        </w:rPr>
-        <w:t>vpc</w:t>
-      </w:r>
-      <w:proofErr w:type="spellEnd"/>
+        <w:t>ez-custom-vpc</w:t>
+      </w:r>
     </w:p>
     <w:p>
       <w:pPr>
@@ -130,25 +93,7 @@
           <w:sz w:val="18"/>
           <w:szCs w:val="18"/>
         </w:rPr>
-        <w:t xml:space="preserve">Version </w:t>
-      </w:r>
-      <w:proofErr w:type="gramStart"/>
-      <w:r>
-        <w:rPr>
-          <w:color w:val="AAAAAA"/>
-          <w:sz w:val="18"/>
-          <w:szCs w:val="18"/>
-        </w:rPr>
-        <w:t>1.0  ·</w:t>
-      </w:r>
-      <w:proofErr w:type="gramEnd"/>
-      <w:r>
-        <w:rPr>
-          <w:color w:val="AAAAAA"/>
-          <w:sz w:val="18"/>
-          <w:szCs w:val="18"/>
-        </w:rPr>
-        <w:t xml:space="preserve">  AWS Infrastructure</w:t>
+        <w:t>Version 1.0  ·  AWS Infrastructure</w:t>
       </w:r>
     </w:p>
     <w:p>
@@ -180,23 +125,7 @@
         <w:spacing w:before="60" w:after="60"/>
       </w:pPr>
       <w:r>
-        <w:t xml:space="preserve">This guide walks through the complete setup of a custom AWS Virtual Private Cloud (VPC) named </w:t>
-      </w:r>
-      <w:proofErr w:type="spellStart"/>
-      <w:r>
-        <w:t>ez</w:t>
-      </w:r>
-      <w:proofErr w:type="spellEnd"/>
-      <w:r>
-        <w:t>-custom-</w:t>
-      </w:r>
-      <w:proofErr w:type="spellStart"/>
-      <w:r>
-        <w:t>vpc</w:t>
-      </w:r>
-      <w:proofErr w:type="spellEnd"/>
-      <w:r>
-        <w:t>, including subnets, route tables, internet and NAT gateways, EC2 instances, security groups, and IAM roles for Session Manager access.</w:t>
+        <w:t>This guide walks through the complete setup of a custom AWS Virtual Private Cloud (VPC) named ez-custom-vpc, including subnets, route tables, internet and NAT gateways, EC2 instances, security groups, and IAM roles for Session Manager access.</w:t>
       </w:r>
     </w:p>
     <w:p>
@@ -272,46 +201,66 @@
                 <w:sz w:val="19"/>
                 <w:szCs w:val="19"/>
               </w:rPr>
-              <w:t>VPC Name</w:t>
-            </w:r>
-            <w:proofErr w:type="gramStart"/>
+              <w:t>VPC Name:  ez-custom-vpc</w:t>
+            </w:r>
+          </w:p>
+          <w:p>
+            <w:pPr>
+              <w:spacing w:before="40" w:after="40"/>
+            </w:pPr>
             <w:r>
               <w:rPr>
                 <w:color w:val="1B3A6B"/>
                 <w:sz w:val="19"/>
                 <w:szCs w:val="19"/>
               </w:rPr>
-              <w:t xml:space="preserve">:  </w:t>
-            </w:r>
-            <w:proofErr w:type="spellStart"/>
+              <w:t>CIDR Block</w:t>
+            </w:r>
             <w:r>
               <w:rPr>
                 <w:color w:val="1B3A6B"/>
                 <w:sz w:val="19"/>
                 <w:szCs w:val="19"/>
               </w:rPr>
-              <w:t>ez</w:t>
-            </w:r>
-            <w:proofErr w:type="spellEnd"/>
-            <w:proofErr w:type="gramEnd"/>
+              <w:t>: 10.0</w:t>
+            </w:r>
             <w:r>
               <w:rPr>
                 <w:color w:val="1B3A6B"/>
                 <w:sz w:val="19"/>
                 <w:szCs w:val="19"/>
               </w:rPr>
-              <w:t>-custom-</w:t>
-            </w:r>
-            <w:proofErr w:type="spellStart"/>
+              <w:t>.0.0/24</w:t>
+            </w:r>
+          </w:p>
+          <w:p>
+            <w:pPr>
+              <w:spacing w:before="40" w:after="40"/>
+            </w:pPr>
             <w:r>
               <w:rPr>
                 <w:color w:val="1B3A6B"/>
                 <w:sz w:val="19"/>
                 <w:szCs w:val="19"/>
               </w:rPr>
-              <w:t>vpc</w:t>
-            </w:r>
-            <w:proofErr w:type="spellEnd"/>
+              <w:t>Region</w:t>
+            </w:r>
+            <w:r>
+              <w:rPr>
+                <w:color w:val="1B3A6B"/>
+                <w:sz w:val="19"/>
+                <w:szCs w:val="19"/>
+              </w:rPr>
+              <w:t>: Multi</w:t>
+            </w:r>
+            <w:r>
+              <w:rPr>
+                <w:color w:val="1B3A6B"/>
+                <w:sz w:val="19"/>
+                <w:szCs w:val="19"/>
+              </w:rPr>
+              <w:t>-AZ (us-east-1a / us-east-1c)</w:t>
+            </w:r>
           </w:p>
           <w:p>
             <w:pPr>
@@ -323,7 +272,7 @@
                 <w:sz w:val="19"/>
                 <w:szCs w:val="19"/>
               </w:rPr>
-              <w:t>CIDR Block</w:t>
+              <w:t xml:space="preserve">DNS Resolution:  </w:t>
             </w:r>
             <w:r>
               <w:rPr>
@@ -331,83 +280,7 @@
                 <w:sz w:val="19"/>
                 <w:szCs w:val="19"/>
               </w:rPr>
-              <w:t>: 10.0</w:t>
-            </w:r>
-            <w:r>
-              <w:rPr>
-                <w:color w:val="1B3A6B"/>
-                <w:sz w:val="19"/>
-                <w:szCs w:val="19"/>
-              </w:rPr>
-              <w:t>.0.0/24</w:t>
-            </w:r>
-          </w:p>
-          <w:p>
-            <w:pPr>
-              <w:spacing w:before="40" w:after="40"/>
-            </w:pPr>
-            <w:r>
-              <w:rPr>
-                <w:color w:val="1B3A6B"/>
-                <w:sz w:val="19"/>
-                <w:szCs w:val="19"/>
-              </w:rPr>
-              <w:t>Region</w:t>
-            </w:r>
-            <w:r>
-              <w:rPr>
-                <w:color w:val="1B3A6B"/>
-                <w:sz w:val="19"/>
-                <w:szCs w:val="19"/>
-              </w:rPr>
-              <w:t>: Multi</w:t>
-            </w:r>
-            <w:r>
-              <w:rPr>
-                <w:color w:val="1B3A6B"/>
-                <w:sz w:val="19"/>
-                <w:szCs w:val="19"/>
-              </w:rPr>
-              <w:t>-AZ (us-east-1a / us-east-1c)</w:t>
-            </w:r>
-          </w:p>
-          <w:p>
-            <w:pPr>
-              <w:spacing w:before="40" w:after="40"/>
-            </w:pPr>
-            <w:r>
-              <w:rPr>
-                <w:color w:val="1B3A6B"/>
-                <w:sz w:val="19"/>
-                <w:szCs w:val="19"/>
-              </w:rPr>
-              <w:t>DNS Resolution</w:t>
-            </w:r>
-            <w:proofErr w:type="gramStart"/>
-            <w:r>
-              <w:rPr>
-                <w:color w:val="1B3A6B"/>
-                <w:sz w:val="19"/>
-                <w:szCs w:val="19"/>
-              </w:rPr>
-              <w:t xml:space="preserve">:  </w:t>
-            </w:r>
-            <w:r>
-              <w:rPr>
-                <w:color w:val="1B3A6B"/>
-                <w:sz w:val="19"/>
-                <w:szCs w:val="19"/>
-              </w:rPr>
-              <w:t>Enabled |</w:t>
-            </w:r>
-            <w:proofErr w:type="gramEnd"/>
-            <w:r>
-              <w:rPr>
-                <w:color w:val="1B3A6B"/>
-                <w:sz w:val="19"/>
-                <w:szCs w:val="19"/>
-              </w:rPr>
-              <w:t xml:space="preserve"> DHCP</w:t>
+              <w:t>Enabled | DHCP</w:t>
             </w:r>
             <w:r>
               <w:rPr>
@@ -456,18 +329,7 @@
           <w:sz w:val="22"/>
           <w:szCs w:val="22"/>
         </w:rPr>
-        <w:t xml:space="preserve">STEP </w:t>
-      </w:r>
-      <w:proofErr w:type="gramStart"/>
-      <w:r>
-        <w:rPr>
-          <w:b/>
-          <w:bCs/>
-          <w:color w:val="E07B39"/>
-          <w:sz w:val="22"/>
-          <w:szCs w:val="22"/>
-        </w:rPr>
-        <w:t xml:space="preserve">01  </w:t>
+        <w:t xml:space="preserve">STEP 01  </w:t>
       </w:r>
       <w:r>
         <w:rPr>
@@ -477,18 +339,7 @@
           <w:sz w:val="22"/>
           <w:szCs w:val="22"/>
         </w:rPr>
-        <w:t>VPC</w:t>
-      </w:r>
-      <w:proofErr w:type="gramEnd"/>
-      <w:r>
-        <w:rPr>
-          <w:b/>
-          <w:bCs/>
-          <w:color w:val="1B3A6B"/>
-          <w:sz w:val="22"/>
-          <w:szCs w:val="22"/>
-        </w:rPr>
-        <w:t xml:space="preserve"> Configuration</w:t>
+        <w:t>VPC Configuration</w:t>
       </w:r>
     </w:p>
     <w:p>
@@ -629,31 +480,13 @@
             </w:tcMar>
           </w:tcPr>
           <w:p>
-            <w:proofErr w:type="spellStart"/>
             <w:r>
               <w:rPr>
                 <w:rFonts w:ascii="Courier New" w:eastAsia="Courier New" w:hAnsi="Courier New" w:cs="Courier New"/>
                 <w:color w:val="2E5FA3"/>
               </w:rPr>
-              <w:t>ez</w:t>
-            </w:r>
-            <w:proofErr w:type="spellEnd"/>
-            <w:r>
-              <w:rPr>
-                <w:rFonts w:ascii="Courier New" w:eastAsia="Courier New" w:hAnsi="Courier New" w:cs="Courier New"/>
-                <w:color w:val="2E5FA3"/>
-              </w:rPr>
-              <w:t>-custom-</w:t>
-            </w:r>
-            <w:proofErr w:type="spellStart"/>
-            <w:r>
-              <w:rPr>
-                <w:rFonts w:ascii="Courier New" w:eastAsia="Courier New" w:hAnsi="Courier New" w:cs="Courier New"/>
-                <w:color w:val="2E5FA3"/>
-              </w:rPr>
-              <w:t>vpc</w:t>
-            </w:r>
-            <w:proofErr w:type="spellEnd"/>
+              <w:t>ez-custom-vpc</w:t>
+            </w:r>
           </w:p>
         </w:tc>
       </w:tr>
@@ -945,23 +778,7 @@
         <w:spacing w:before="60" w:after="60"/>
       </w:pPr>
       <w:r>
-        <w:t xml:space="preserve">Navigate to VPC → Internet Gateways → Create Internet Gateway. After creation, attach it to </w:t>
-      </w:r>
-      <w:proofErr w:type="spellStart"/>
-      <w:r>
-        <w:t>ez</w:t>
-      </w:r>
-      <w:proofErr w:type="spellEnd"/>
-      <w:r>
-        <w:t>-custom-</w:t>
-      </w:r>
-      <w:proofErr w:type="spellStart"/>
-      <w:r>
-        <w:t>vpc</w:t>
-      </w:r>
-      <w:proofErr w:type="spellEnd"/>
-      <w:r>
-        <w:t>.</w:t>
+        <w:t>Navigate to VPC → Internet Gateways → Create Internet Gateway. After creation, attach it to ez-custom-vpc.</w:t>
       </w:r>
     </w:p>
     <w:p>
@@ -992,21 +809,8 @@
         <w:spacing w:before="60" w:after="60"/>
       </w:pPr>
       <w:r>
-        <w:t xml:space="preserve">Action: Attach to VPC → </w:t>
-      </w:r>
-      <w:proofErr w:type="spellStart"/>
-      <w:r>
-        <w:t>ez</w:t>
-      </w:r>
-      <w:proofErr w:type="spellEnd"/>
-      <w:r>
-        <w:t>-custom-</w:t>
-      </w:r>
-      <w:proofErr w:type="spellStart"/>
-      <w:r>
-        <w:t>vpc</w:t>
-      </w:r>
-      <w:proofErr w:type="spellEnd"/>
+        <w:t>Action: Attach to VPC → ez-custom-vpc</w:t>
+      </w:r>
     </w:p>
     <w:p>
       <w:pPr>
@@ -1066,23 +870,7 @@
         <w:spacing w:before="60" w:after="60"/>
       </w:pPr>
       <w:r>
-        <w:t xml:space="preserve">Navigate to VPC → Subnets → Create Subnet. Associate each subnet with </w:t>
-      </w:r>
-      <w:proofErr w:type="spellStart"/>
-      <w:r>
-        <w:t>ez</w:t>
-      </w:r>
-      <w:proofErr w:type="spellEnd"/>
-      <w:r>
-        <w:t>-custom-</w:t>
-      </w:r>
-      <w:proofErr w:type="spellStart"/>
-      <w:r>
-        <w:t>vpc</w:t>
-      </w:r>
-      <w:proofErr w:type="spellEnd"/>
-      <w:r>
-        <w:t xml:space="preserve"> and assign the CIDR blocks below. Enable auto-assign public IPv4 on the two public subnets.</w:t>
+        <w:t>Navigate to VPC → Subnets → Create Subnet. Associate each subnet with ez-custom-vpc and assign the CIDR blocks below. Enable auto-assign public IPv4 on the two public subnets.</w:t>
       </w:r>
     </w:p>
     <w:p>
@@ -1278,23 +1066,7 @@
                 <w:sz w:val="19"/>
                 <w:szCs w:val="19"/>
               </w:rPr>
-              <w:t>10.0.</w:t>
-            </w:r>
-            <w:proofErr w:type="gramStart"/>
-            <w:r>
-              <w:rPr>
-                <w:sz w:val="19"/>
-                <w:szCs w:val="19"/>
-              </w:rPr>
-              <w:t>0.0</w:t>
-            </w:r>
-            <w:proofErr w:type="gramEnd"/>
-            <w:r>
-              <w:rPr>
-                <w:sz w:val="19"/>
-                <w:szCs w:val="19"/>
-              </w:rPr>
-              <w:t>/26</w:t>
+              <w:t>10.0.0.0/26</w:t>
             </w:r>
           </w:p>
         </w:tc>
@@ -1797,18 +1569,7 @@
           <w:sz w:val="22"/>
           <w:szCs w:val="22"/>
         </w:rPr>
-        <w:t xml:space="preserve">STEP </w:t>
-      </w:r>
-      <w:proofErr w:type="gramStart"/>
-      <w:r>
-        <w:rPr>
-          <w:b/>
-          <w:bCs/>
-          <w:color w:val="E07B39"/>
-          <w:sz w:val="22"/>
-          <w:szCs w:val="22"/>
-        </w:rPr>
-        <w:t xml:space="preserve">04  </w:t>
+        <w:t xml:space="preserve">STEP 04  </w:t>
       </w:r>
       <w:r>
         <w:rPr>
@@ -1818,18 +1579,7 @@
           <w:sz w:val="22"/>
           <w:szCs w:val="22"/>
         </w:rPr>
-        <w:t>Create</w:t>
-      </w:r>
-      <w:proofErr w:type="gramEnd"/>
-      <w:r>
-        <w:rPr>
-          <w:b/>
-          <w:bCs/>
-          <w:color w:val="1B3A6B"/>
-          <w:sz w:val="22"/>
-          <w:szCs w:val="22"/>
-        </w:rPr>
-        <w:t xml:space="preserve"> Route Tables</w:t>
+        <w:t>Create Route Tables</w:t>
       </w:r>
     </w:p>
     <w:p>
@@ -1837,23 +1587,7 @@
         <w:spacing w:before="60" w:after="60"/>
       </w:pPr>
       <w:r>
-        <w:t xml:space="preserve">Create four route tables — one per subnet — and associate each with </w:t>
-      </w:r>
-      <w:proofErr w:type="spellStart"/>
-      <w:r>
-        <w:t>ez</w:t>
-      </w:r>
-      <w:proofErr w:type="spellEnd"/>
-      <w:r>
-        <w:t>-custom-</w:t>
-      </w:r>
-      <w:proofErr w:type="spellStart"/>
-      <w:r>
-        <w:t>vpc</w:t>
-      </w:r>
-      <w:proofErr w:type="spellEnd"/>
-      <w:r>
-        <w:t>. Navigate to VPC → Route Tables → Create Route Table.</w:t>
+        <w:t>Create four route tables — one per subnet — and associate each with ez-custom-vpc. Navigate to VPC → Route Tables → Create Route Table.</w:t>
       </w:r>
     </w:p>
     <w:p>
@@ -1963,15 +1697,7 @@
         <w:spacing w:before="60" w:after="60"/>
       </w:pPr>
       <w:r>
-        <w:t>For each public route table, add a route that sends all outbound traffic (0.0.</w:t>
-      </w:r>
-      <w:proofErr w:type="gramStart"/>
-      <w:r>
-        <w:t>0.0</w:t>
-      </w:r>
-      <w:proofErr w:type="gramEnd"/>
-      <w:r>
-        <w:t>/0) to the internet gateway E-IGW-Custom. This enables full internet access from public subnets.</w:t>
+        <w:t>For each public route table, add a route that sends all outbound traffic (0.0.0.0/0) to the internet gateway E-IGW-Custom. This enables full internet access from public subnets.</w:t>
       </w:r>
     </w:p>
     <w:p>
@@ -2142,27 +1868,7 @@
                 <w:sz w:val="19"/>
                 <w:szCs w:val="19"/>
               </w:rPr>
-              <w:t>E-IGW-Custom (</w:t>
-            </w:r>
-            <w:proofErr w:type="spellStart"/>
-            <w:r>
-              <w:rPr>
-                <w:rFonts w:ascii="Courier New" w:eastAsia="Courier New" w:hAnsi="Courier New" w:cs="Courier New"/>
-                <w:color w:val="1B3A6B"/>
-                <w:sz w:val="19"/>
-                <w:szCs w:val="19"/>
-              </w:rPr>
-              <w:t>igw-xxxxx</w:t>
-            </w:r>
-            <w:proofErr w:type="spellEnd"/>
-            <w:r>
-              <w:rPr>
-                <w:rFonts w:ascii="Courier New" w:eastAsia="Courier New" w:hAnsi="Courier New" w:cs="Courier New"/>
-                <w:color w:val="1B3A6B"/>
-                <w:sz w:val="19"/>
-                <w:szCs w:val="19"/>
-              </w:rPr>
-              <w:t>)</w:t>
+              <w:t>E-IGW-Custom (igw-xxxxx)</w:t>
             </w:r>
           </w:p>
         </w:tc>
@@ -2445,21 +2151,8 @@
         <w:spacing w:before="60" w:after="60"/>
       </w:pPr>
       <w:r>
-        <w:t xml:space="preserve">VPC: </w:t>
-      </w:r>
-      <w:proofErr w:type="spellStart"/>
-      <w:r>
-        <w:t>ez</w:t>
-      </w:r>
-      <w:proofErr w:type="spellEnd"/>
-      <w:r>
-        <w:t>-custom-</w:t>
-      </w:r>
-      <w:proofErr w:type="spellStart"/>
-      <w:r>
-        <w:t>vpc</w:t>
-      </w:r>
-      <w:proofErr w:type="spellEnd"/>
+        <w:t>VPC: ez-custom-vpc</w:t>
+      </w:r>
     </w:p>
     <w:p>
       <w:pPr>
@@ -2531,21 +2224,8 @@
         <w:spacing w:before="60" w:after="60"/>
       </w:pPr>
       <w:r>
-        <w:t xml:space="preserve">VPC: </w:t>
-      </w:r>
-      <w:proofErr w:type="spellStart"/>
-      <w:r>
-        <w:t>ez</w:t>
-      </w:r>
-      <w:proofErr w:type="spellEnd"/>
-      <w:r>
-        <w:t>-custom-</w:t>
-      </w:r>
-      <w:proofErr w:type="spellStart"/>
-      <w:r>
-        <w:t>vpc</w:t>
-      </w:r>
-      <w:proofErr w:type="spellEnd"/>
+        <w:t>VPC: ez-custom-vpc</w:t>
+      </w:r>
     </w:p>
     <w:p>
       <w:pPr>
@@ -2706,15 +2386,7 @@
         <w:spacing w:before="60" w:after="60"/>
       </w:pPr>
       <w:r>
-        <w:t xml:space="preserve">Navigate to EC2 → Security Groups → Create Security Group. Attach this security group to </w:t>
-      </w:r>
-      <w:proofErr w:type="gramStart"/>
-      <w:r>
-        <w:t>both EC2</w:t>
-      </w:r>
-      <w:proofErr w:type="gramEnd"/>
-      <w:r>
-        <w:t xml:space="preserve"> instances. Configure inbound rules appropriate for your testing needs (e.g., SSH from your IP, or restrict all and rely solely on Session Manager).</w:t>
+        <w:t>Navigate to EC2 → Security Groups → Create Security Group. Attach this security group to both EC2 instances. Configure inbound rules appropriate for your testing needs (e.g., SSH from your IP, or restrict all and rely solely on Session Manager).</w:t>
       </w:r>
     </w:p>
     <w:p>
@@ -2821,17 +2493,7 @@
           <w:sz w:val="22"/>
           <w:szCs w:val="22"/>
         </w:rPr>
-        <w:t xml:space="preserve">STEP </w:t>
-      </w:r>
-      <w:r>
-        <w:rPr>
-          <w:b/>
-          <w:bCs/>
-          <w:color w:val="E07B39"/>
-          <w:sz w:val="22"/>
-          <w:szCs w:val="22"/>
-        </w:rPr>
-        <w:t>07 Create</w:t>
+        <w:t xml:space="preserve">STEP 07  </w:t>
       </w:r>
       <w:r>
         <w:rPr>
@@ -2841,7 +2503,7 @@
           <w:sz w:val="22"/>
           <w:szCs w:val="22"/>
         </w:rPr>
-        <w:t xml:space="preserve"> IAM Role for SSM</w:t>
+        <w:t>Create IAM Role for SSM</w:t>
       </w:r>
     </w:p>
     <w:p>
@@ -2915,17 +2577,8 @@
         <w:spacing w:before="60" w:after="60"/>
       </w:pPr>
       <w:r>
-        <w:t xml:space="preserve">Attach policy: </w:t>
-      </w:r>
-      <w:proofErr w:type="spellStart"/>
-      <w:r>
-        <w:rPr>
-          <w:b/>
-          <w:bCs/>
-        </w:rPr>
-        <w:t>AmazonSSMManagedInstanceCore</w:t>
-      </w:r>
-      <w:proofErr w:type="spellEnd"/>
+        <w:t>Attach policy: AmazonSSMManagedInstanceCore</w:t>
+      </w:r>
     </w:p>
     <w:p>
       <w:pPr>
@@ -3285,15 +2938,7 @@
         <w:spacing w:before="60" w:after="60"/>
       </w:pPr>
       <w:r>
-        <w:t xml:space="preserve">Confirm the attached role includes </w:t>
-      </w:r>
-      <w:proofErr w:type="spellStart"/>
-      <w:r>
-        <w:t>AmazonSSMManagedInstanceCore</w:t>
-      </w:r>
-      <w:proofErr w:type="spellEnd"/>
-      <w:r>
-        <w:t>. Without this policy, Session Manager connectivity will fail.</w:t>
+        <w:t>Confirm the attached role includes AmazonSSMManagedInstanceCore. Without this policy, Session Manager connectivity will fail.</w:t>
       </w:r>
     </w:p>
     <w:p>
@@ -3452,17 +3097,7 @@
           <w:sz w:val="22"/>
           <w:szCs w:val="22"/>
         </w:rPr>
-        <w:t xml:space="preserve">STEP </w:t>
-      </w:r>
-      <w:r>
-        <w:rPr>
-          <w:b/>
-          <w:bCs/>
-          <w:color w:val="E07B39"/>
-          <w:sz w:val="22"/>
-          <w:szCs w:val="22"/>
-        </w:rPr>
-        <w:t>08 Enable</w:t>
+        <w:t xml:space="preserve">STEP 08  </w:t>
       </w:r>
       <w:r>
         <w:rPr>
@@ -3472,7 +3107,7 @@
           <w:sz w:val="22"/>
           <w:szCs w:val="22"/>
         </w:rPr>
-        <w:t xml:space="preserve"> Outbound Internet for Private Subnets</w:t>
+        <w:t>Enable Outbound Internet for Private Subnets</w:t>
       </w:r>
     </w:p>
     <w:p>
@@ -3865,7 +3500,6 @@
             </w:tcMar>
           </w:tcPr>
           <w:p>
-            <w:proofErr w:type="spellStart"/>
             <w:r>
               <w:rPr>
                 <w:rFonts w:ascii="Courier New" w:eastAsia="Courier New" w:hAnsi="Courier New" w:cs="Courier New"/>
@@ -3875,7 +3509,6 @@
               </w:rPr>
               <w:t>nat-xxxxxxxxxxxxxxxxx</w:t>
             </w:r>
-            <w:proofErr w:type="spellEnd"/>
           </w:p>
         </w:tc>
         <w:tc>
@@ -4004,7 +3637,7 @@
         <w:spacing w:before="60" w:after="60"/>
       </w:pPr>
       <w:r>
-        <w:t>If you only need private instances to communicate with AWS services (SSM, S3, etc.) internet access, consider using three Interface VPC Endpoints instead of a NAT Gateway:</w:t>
+        <w:t>If you only need private instances to communicate with AWS services (SSM, S3, etc.) without full internet access, consider using three Interface VPC Endpoints instead of a NAT Gateway:</w:t>
       </w:r>
     </w:p>
     <w:p>
@@ -4016,26 +3649,9 @@
         </w:numPr>
         <w:spacing w:before="60" w:after="60"/>
       </w:pPr>
-      <w:proofErr w:type="spellStart"/>
-      <w:proofErr w:type="gramStart"/>
-      <w:r>
-        <w:t>com.amazonaws</w:t>
-      </w:r>
-      <w:proofErr w:type="spellEnd"/>
-      <w:proofErr w:type="gramEnd"/>
-      <w:r>
-        <w:t>.&lt;region</w:t>
-      </w:r>
-      <w:proofErr w:type="gramStart"/>
-      <w:r>
-        <w:t>&gt;.</w:t>
-      </w:r>
-      <w:proofErr w:type="spellStart"/>
-      <w:r>
-        <w:t>ssm</w:t>
-      </w:r>
-      <w:proofErr w:type="spellEnd"/>
-      <w:proofErr w:type="gramEnd"/>
+      <w:r>
+        <w:t>com.amazonaws.&lt;region&gt;.ssm</w:t>
+      </w:r>
     </w:p>
     <w:p>
       <w:pPr>
@@ -4046,26 +3662,9 @@
         </w:numPr>
         <w:spacing w:before="60" w:after="60"/>
       </w:pPr>
-      <w:proofErr w:type="spellStart"/>
-      <w:proofErr w:type="gramStart"/>
-      <w:r>
-        <w:t>com.amazonaws</w:t>
-      </w:r>
-      <w:proofErr w:type="spellEnd"/>
-      <w:proofErr w:type="gramEnd"/>
-      <w:r>
-        <w:t>.&lt;region</w:t>
-      </w:r>
-      <w:proofErr w:type="gramStart"/>
-      <w:r>
-        <w:t>&gt;.</w:t>
-      </w:r>
-      <w:proofErr w:type="spellStart"/>
-      <w:r>
-        <w:t>ssmmessages</w:t>
-      </w:r>
-      <w:proofErr w:type="spellEnd"/>
-      <w:proofErr w:type="gramEnd"/>
+      <w:r>
+        <w:t>com.amazonaws.&lt;region&gt;.ssmmessages</w:t>
+      </w:r>
     </w:p>
     <w:p>
       <w:pPr>
@@ -4076,15 +3675,8 @@
         </w:numPr>
         <w:spacing w:before="60" w:after="60"/>
       </w:pPr>
-      <w:proofErr w:type="spellStart"/>
-      <w:proofErr w:type="gramStart"/>
-      <w:r>
-        <w:t>com.amazonaws</w:t>
-      </w:r>
-      <w:proofErr w:type="spellEnd"/>
-      <w:proofErr w:type="gramEnd"/>
-      <w:r>
-        <w:t>.&lt;region&gt;.ec2messages</w:t>
+      <w:r>
+        <w:t>com.amazonaws.&lt;region&gt;.ec2messages</w:t>
       </w:r>
     </w:p>
     <w:p>
@@ -4166,13 +3758,8 @@
       <w:r>
         <w:t xml:space="preserve"> </w:t>
       </w:r>
-      <w:proofErr w:type="spellStart"/>
-      <w:r>
-        <w:t>nslookup</w:t>
-      </w:r>
-      <w:proofErr w:type="spellEnd"/>
-      <w:r>
-        <w:t xml:space="preserve"> ssm.us-east-1.amazonaws.com</w:t>
+      <w:r>
+        <w:t>nslookup ssm.us-east-1.amazonaws.com</w:t>
       </w:r>
     </w:p>
     <w:p>
@@ -4396,31 +3983,13 @@
             </w:tcMar>
           </w:tcPr>
           <w:p>
-            <w:proofErr w:type="spellStart"/>
             <w:r>
               <w:rPr>
                 <w:sz w:val="18"/>
                 <w:szCs w:val="18"/>
               </w:rPr>
-              <w:t>ez</w:t>
-            </w:r>
-            <w:proofErr w:type="spellEnd"/>
-            <w:r>
-              <w:rPr>
-                <w:sz w:val="18"/>
-                <w:szCs w:val="18"/>
-              </w:rPr>
-              <w:t>-custom-</w:t>
-            </w:r>
-            <w:proofErr w:type="spellStart"/>
-            <w:r>
-              <w:rPr>
-                <w:sz w:val="18"/>
-                <w:szCs w:val="18"/>
-              </w:rPr>
-              <w:t>vpc</w:t>
-            </w:r>
-            <w:proofErr w:type="spellEnd"/>
+              <w:t>ez-custom-vpc</w:t>
+            </w:r>
           </w:p>
         </w:tc>
         <w:tc>
@@ -4666,23 +4235,7 @@
                 <w:sz w:val="18"/>
                 <w:szCs w:val="18"/>
               </w:rPr>
-              <w:t>10.0.</w:t>
-            </w:r>
-            <w:proofErr w:type="gramStart"/>
-            <w:r>
-              <w:rPr>
-                <w:sz w:val="18"/>
-                <w:szCs w:val="18"/>
-              </w:rPr>
-              <w:t>0.0</w:t>
-            </w:r>
-            <w:proofErr w:type="gramEnd"/>
-            <w:r>
-              <w:rPr>
-                <w:sz w:val="18"/>
-                <w:szCs w:val="18"/>
-              </w:rPr>
-              <w:t>/26</w:t>
+              <w:t>10.0.0.0/26</w:t>
             </w:r>
           </w:p>
         </w:tc>
@@ -5311,21 +4864,12 @@
             </w:tcMar>
           </w:tcPr>
           <w:p>
-            <w:proofErr w:type="spellStart"/>
             <w:r>
               <w:rPr>
                 <w:sz w:val="18"/>
                 <w:szCs w:val="18"/>
               </w:rPr>
-              <w:t>nat</w:t>
-            </w:r>
-            <w:proofErr w:type="spellEnd"/>
-            <w:r>
-              <w:rPr>
-                <w:sz w:val="18"/>
-                <w:szCs w:val="18"/>
-              </w:rPr>
-              <w:t>-xxx</w:t>
+              <w:t>nat-xxx</w:t>
             </w:r>
           </w:p>
         </w:tc>
@@ -5704,7 +5248,6 @@
             </w:tcMar>
           </w:tcPr>
           <w:p>
-            <w:proofErr w:type="spellStart"/>
             <w:r>
               <w:rPr>
                 <w:sz w:val="18"/>
@@ -5712,7 +5255,6 @@
               </w:rPr>
               <w:t>AmazonSSMManagedInstanceCore</w:t>
             </w:r>
-            <w:proofErr w:type="spellEnd"/>
           </w:p>
         </w:tc>
       </w:tr>
@@ -5738,51 +5280,7 @@
           <w:sz w:val="18"/>
           <w:szCs w:val="18"/>
         </w:rPr>
-        <w:t xml:space="preserve">End of Document — </w:t>
-      </w:r>
-      <w:proofErr w:type="spellStart"/>
-      <w:r>
-        <w:rPr>
-          <w:i/>
-          <w:iCs/>
-          <w:color w:val="AAAAAA"/>
-          <w:sz w:val="18"/>
-          <w:szCs w:val="18"/>
-        </w:rPr>
-        <w:t>ez</w:t>
-      </w:r>
-      <w:proofErr w:type="spellEnd"/>
-      <w:r>
-        <w:rPr>
-          <w:i/>
-          <w:iCs/>
-          <w:color w:val="AAAAAA"/>
-          <w:sz w:val="18"/>
-          <w:szCs w:val="18"/>
-        </w:rPr>
-        <w:t>-custom-</w:t>
-      </w:r>
-      <w:proofErr w:type="spellStart"/>
-      <w:r>
-        <w:rPr>
-          <w:i/>
-          <w:iCs/>
-          <w:color w:val="AAAAAA"/>
-          <w:sz w:val="18"/>
-          <w:szCs w:val="18"/>
-        </w:rPr>
-        <w:t>vpc</w:t>
-      </w:r>
-      <w:proofErr w:type="spellEnd"/>
-      <w:r>
-        <w:rPr>
-          <w:i/>
-          <w:iCs/>
-          <w:color w:val="AAAAAA"/>
-          <w:sz w:val="18"/>
-          <w:szCs w:val="18"/>
-        </w:rPr>
-        <w:t xml:space="preserve"> Build Guide</w:t>
+        <w:t>End of Document — ez-custom-vpc Build Guide</w:t>
       </w:r>
     </w:p>
     <w:sectPr>
@@ -5940,64 +5438,8 @@
         <w:sz w:val="18"/>
         <w:szCs w:val="18"/>
       </w:rPr>
-      <w:t xml:space="preserve">AWS Custom VPC Build </w:t>
+      <w:t>AWS Custom VPC Build Guide  ·  ez-custom-vpc</w:t>
     </w:r>
-    <w:proofErr w:type="gramStart"/>
-    <w:r>
-      <w:rPr>
-        <w:b/>
-        <w:bCs/>
-        <w:color w:val="2E5FA3"/>
-        <w:sz w:val="18"/>
-        <w:szCs w:val="18"/>
-      </w:rPr>
-      <w:t>Guide  ·</w:t>
-    </w:r>
-    <w:proofErr w:type="gramEnd"/>
-    <w:r>
-      <w:rPr>
-        <w:b/>
-        <w:bCs/>
-        <w:color w:val="2E5FA3"/>
-        <w:sz w:val="18"/>
-        <w:szCs w:val="18"/>
-      </w:rPr>
-      <w:t xml:space="preserve">  </w:t>
-    </w:r>
-    <w:proofErr w:type="spellStart"/>
-    <w:r>
-      <w:rPr>
-        <w:b/>
-        <w:bCs/>
-        <w:color w:val="2E5FA3"/>
-        <w:sz w:val="18"/>
-        <w:szCs w:val="18"/>
-      </w:rPr>
-      <w:t>ez</w:t>
-    </w:r>
-    <w:proofErr w:type="spellEnd"/>
-    <w:r>
-      <w:rPr>
-        <w:b/>
-        <w:bCs/>
-        <w:color w:val="2E5FA3"/>
-        <w:sz w:val="18"/>
-        <w:szCs w:val="18"/>
-      </w:rPr>
-      <w:t>-custom-</w:t>
-    </w:r>
-    <w:proofErr w:type="spellStart"/>
-    <w:r>
-      <w:rPr>
-        <w:b/>
-        <w:bCs/>
-        <w:color w:val="2E5FA3"/>
-        <w:sz w:val="18"/>
-        <w:szCs w:val="18"/>
-      </w:rPr>
-      <w:t>vpc</w:t>
-    </w:r>
-    <w:proofErr w:type="spellEnd"/>
     <w:r>
       <w:rPr>
         <w:sz w:val="18"/>
@@ -6807,7 +6249,6 @@
   <w:style w:type="character" w:default="1" w:styleId="DefaultParagraphFont">
     <w:name w:val="Default Paragraph Font"/>
     <w:uiPriority w:val="1"/>
-    <w:semiHidden/>
     <w:unhideWhenUsed/>
   </w:style>
   <w:style w:type="table" w:default="1" w:styleId="TableNormal">
